--- a/AQD_FMO_Consensus.docx
+++ b/AQD_FMO_Consensus.docx
@@ -225,6 +225,12 @@
               <w:t xml:space="preserve"> One line item on 4100 is okay if quote is broken down with multiple lines.</w:t>
             </w:r>
           </w:p>
+          <w:p/>
+          <w:p>
+            <w:r>
+              <w:t xml:space="preserve">For training and conferences, use SF-182. </w:t>
+            </w:r>
+          </w:p>
         </w:tc>
       </w:tr>
       <w:tr>
@@ -332,7 +338,11 @@
               <w:t xml:space="preserve"> </w:t>
             </w:r>
             <w:r>
-              <w:t>4. Custom formal vendor quotes (required only if group discounts are negotiated).</w:t>
+              <w:t xml:space="preserve">4. Custom formal </w:t>
+            </w:r>
+            <w:r>
+              <w:lastRenderedPageBreak/>
+              <w:t>vendor quotes (required only if group discounts are negotiated).</w:t>
             </w:r>
             <w:r>
               <w:t xml:space="preserve"> </w:t>
@@ -342,15 +352,7 @@
                 <w:i/>
                 <w:iCs/>
               </w:rPr>
-              <w:t xml:space="preserve">All </w:t>
-            </w:r>
-            <w:r>
-              <w:rPr>
-                <w:i/>
-                <w:iCs/>
-              </w:rPr>
-              <w:lastRenderedPageBreak/>
-              <w:t>quotes must clearly show the vendor name, course title/description (or item description), unit price, and the course begin date (specifically for instructor-led training).</w:t>
+              <w:t>All quotes must clearly show the vendor name, course title/description (or item description), unit price, and the course begin date (specifically for instructor-led training).</w:t>
             </w:r>
           </w:p>
           <w:p/>
@@ -681,6 +683,13 @@
             <w:r>
               <w:t>Agree. 4100 is required. One line item on 4100 is okay if quote is broken down with multiple lines.</w:t>
             </w:r>
+            <w:r>
+              <w:br/>
+            </w:r>
+            <w:r>
+              <w:br/>
+              <w:t xml:space="preserve">For training and Conferences, use SF-182. </w:t>
+            </w:r>
           </w:p>
         </w:tc>
       </w:tr>
@@ -762,7 +771,11 @@
               <w:t xml:space="preserve"> </w:t>
             </w:r>
             <w:r>
-              <w:t>4. Custom formal vendor quotes (required only if group discounts are negotiated).</w:t>
+              <w:t xml:space="preserve">4. Custom formal vendor quotes (required only if </w:t>
+            </w:r>
+            <w:r>
+              <w:lastRenderedPageBreak/>
+              <w:t>group discounts are negotiated).</w:t>
             </w:r>
             <w:r>
               <w:t xml:space="preserve"> </w:t>
@@ -772,15 +785,7 @@
                 <w:i/>
                 <w:iCs/>
               </w:rPr>
-              <w:t xml:space="preserve">All quotes must clearly show the vendor </w:t>
-            </w:r>
-            <w:r>
-              <w:rPr>
-                <w:i/>
-                <w:iCs/>
-              </w:rPr>
-              <w:lastRenderedPageBreak/>
-              <w:t>name, course title/description (or item description), unit price, and the course begin date (specifically for instructor-led training).</w:t>
+              <w:t>All quotes must clearly show the vendor name, course title/description (or item description), unit price, and the course begin date (specifically for instructor-led training).</w:t>
             </w:r>
           </w:p>
         </w:tc>
@@ -1675,7 +1680,10 @@
           </w:tcPr>
           <w:p>
             <w:r>
-              <w:t>Plan is to use SF182 for Group Training (future state)</w:t>
+              <w:t>Use</w:t>
+            </w:r>
+            <w:r>
+              <w:t xml:space="preserve"> SF182 for Group Training (future state)</w:t>
             </w:r>
             <w:r>
               <w:t>—All the info should be on 182.</w:t>
